--- a/RWA-EXPERTS-whitepaper-1-page.docx
+++ b/RWA-EXPERTS-whitepaper-1-page.docx
@@ -4,16 +4,21 @@
   <w:body>
     <w:p>
       <w:pPr>
-        <w:rPr>
-          <w:b/>
-          <w:bCs/>
-          <w:lang w:val="en-US"/>
-        </w:rPr>
-      </w:pPr>
-      <w:r>
-        <w:rPr>
-          <w:b/>
-          <w:bCs/>
+        <w:jc w:val="center"/>
+        <w:rPr>
+          <w:b/>
+          <w:bCs/>
+          <w:sz w:val="36"/>
+          <w:szCs w:val="36"/>
+          <w:lang w:val="en-US"/>
+        </w:rPr>
+      </w:pPr>
+      <w:r>
+        <w:rPr>
+          <w:b/>
+          <w:bCs/>
+          <w:sz w:val="36"/>
+          <w:szCs w:val="36"/>
           <w:lang w:val="en-US"/>
         </w:rPr>
         <w:t>RWA EXPERTS</w:t>
@@ -21,16 +26,21 @@
     </w:p>
     <w:p>
       <w:pPr>
-        <w:rPr>
-          <w:b/>
-          <w:bCs/>
-          <w:lang w:val="en-US"/>
-        </w:rPr>
-      </w:pPr>
-      <w:r>
-        <w:rPr>
-          <w:b/>
-          <w:bCs/>
+        <w:jc w:val="center"/>
+        <w:rPr>
+          <w:b/>
+          <w:bCs/>
+          <w:sz w:val="32"/>
+          <w:szCs w:val="32"/>
+          <w:lang w:val="en-US"/>
+        </w:rPr>
+      </w:pPr>
+      <w:r>
+        <w:rPr>
+          <w:b/>
+          <w:bCs/>
+          <w:sz w:val="32"/>
+          <w:szCs w:val="32"/>
           <w:lang w:val="en-US"/>
         </w:rPr>
         <w:t>Democratizing Real-World Asset Tokenization</w:t>
@@ -39,9 +49,25 @@
     <w:p>
       <w:r>
         <w:pict w14:anchorId="5C105837">
-          <v:rect id="_x0000_i1073" style="width:0;height:1.5pt" o:hralign="center" o:hrstd="t" o:hrnoshade="t" o:hr="t" fillcolor="#eaeaea" stroked="f"/>
+          <v:rect id="_x0000_i1025" style="width:0;height:1.5pt" o:hralign="center" o:hrstd="t" o:hrnoshade="t" o:hr="t" fillcolor="#eaeaea" stroked="f"/>
         </w:pict>
       </w:r>
+    </w:p>
+    <w:p>
+      <w:pPr>
+        <w:rPr>
+          <w:b/>
+          <w:bCs/>
+        </w:rPr>
+      </w:pPr>
+    </w:p>
+    <w:p>
+      <w:pPr>
+        <w:rPr>
+          <w:b/>
+          <w:bCs/>
+        </w:rPr>
+      </w:pPr>
     </w:p>
     <w:p>
       <w:pPr>
@@ -73,6 +99,7 @@
           <w:ilvl w:val="0"/>
           <w:numId w:val="1"/>
         </w:numPr>
+        <w:spacing w:after="0"/>
         <w:rPr>
           <w:lang w:val="en-US"/>
         </w:rPr>
@@ -90,6 +117,7 @@
           <w:ilvl w:val="0"/>
           <w:numId w:val="1"/>
         </w:numPr>
+        <w:spacing w:after="0"/>
         <w:rPr>
           <w:lang w:val="en-US"/>
         </w:rPr>
@@ -107,6 +135,7 @@
           <w:ilvl w:val="0"/>
           <w:numId w:val="1"/>
         </w:numPr>
+        <w:spacing w:after="0"/>
         <w:rPr>
           <w:lang w:val="en-US"/>
         </w:rPr>
@@ -124,6 +153,7 @@
           <w:ilvl w:val="0"/>
           <w:numId w:val="1"/>
         </w:numPr>
+        <w:spacing w:after="0"/>
         <w:rPr>
           <w:lang w:val="en-US"/>
         </w:rPr>
@@ -134,6 +164,27 @@
         </w:rPr>
         <w:t>Single-chain platforms limit market access and liquidity</w:t>
       </w:r>
+    </w:p>
+    <w:p>
+      <w:pPr>
+        <w:numPr>
+          <w:ilvl w:val="0"/>
+          <w:numId w:val="1"/>
+        </w:numPr>
+        <w:spacing w:after="0"/>
+        <w:rPr>
+          <w:lang w:val="en-US"/>
+        </w:rPr>
+      </w:pPr>
+    </w:p>
+    <w:p>
+      <w:pPr>
+        <w:rPr>
+          <w:b/>
+          <w:bCs/>
+          <w:lang w:val="en-US"/>
+        </w:rPr>
+      </w:pPr>
     </w:p>
     <w:p>
       <w:pPr>
@@ -185,6 +236,7 @@
           <w:ilvl w:val="0"/>
           <w:numId w:val="2"/>
         </w:numPr>
+        <w:spacing w:after="0"/>
         <w:rPr>
           <w:lang w:val="en-US"/>
         </w:rPr>
@@ -202,6 +254,7 @@
           <w:ilvl w:val="0"/>
           <w:numId w:val="2"/>
         </w:numPr>
+        <w:spacing w:after="0"/>
       </w:pPr>
       <w:r>
         <w:t>Multi-</w:t>
@@ -231,6 +284,7 @@
           <w:ilvl w:val="0"/>
           <w:numId w:val="2"/>
         </w:numPr>
+        <w:spacing w:after="0"/>
       </w:pPr>
       <w:r>
         <w:t xml:space="preserve">Minimum </w:t>
@@ -252,9 +306,17 @@
     <w:p>
       <w:r>
         <w:pict w14:anchorId="7A1513A3">
-          <v:rect id="_x0000_i1074" style="width:0;height:1.5pt" o:hralign="center" o:hrstd="t" o:hrnoshade="t" o:hr="t" fillcolor="#eaeaea" stroked="f"/>
+          <v:rect id="_x0000_i1026" style="width:0;height:1.5pt" o:hralign="center" o:hrstd="t" o:hrnoshade="t" o:hr="t" fillcolor="#eaeaea" stroked="f"/>
         </w:pict>
       </w:r>
+    </w:p>
+    <w:p>
+      <w:pPr>
+        <w:rPr>
+          <w:b/>
+          <w:bCs/>
+        </w:rPr>
+      </w:pPr>
     </w:p>
     <w:p>
       <w:pPr>
@@ -315,6 +377,7 @@
           </w:tcPr>
           <w:p>
             <w:pPr>
+              <w:spacing w:after="0"/>
               <w:rPr>
                 <w:b/>
                 <w:bCs/>
@@ -352,6 +415,7 @@
           </w:tcPr>
           <w:p>
             <w:pPr>
+              <w:spacing w:after="0"/>
               <w:rPr>
                 <w:b/>
                 <w:bCs/>
@@ -387,6 +451,9 @@
             <w:hideMark/>
           </w:tcPr>
           <w:p>
+            <w:pPr>
+              <w:spacing w:after="0"/>
+            </w:pPr>
             <w:r>
               <w:t>Current RWA Market</w:t>
             </w:r>
@@ -411,6 +478,9 @@
             <w:hideMark/>
           </w:tcPr>
           <w:p>
+            <w:pPr>
+              <w:spacing w:after="0"/>
+            </w:pPr>
             <w:r>
               <w:t xml:space="preserve">$24 </w:t>
             </w:r>
@@ -442,6 +512,9 @@
             <w:hideMark/>
           </w:tcPr>
           <w:p>
+            <w:pPr>
+              <w:spacing w:after="0"/>
+            </w:pPr>
             <w:r>
               <w:t>2030 Projection (BCG)</w:t>
             </w:r>
@@ -466,6 +539,9 @@
             <w:hideMark/>
           </w:tcPr>
           <w:p>
+            <w:pPr>
+              <w:spacing w:after="0"/>
+            </w:pPr>
             <w:r>
               <w:t xml:space="preserve">$16 </w:t>
             </w:r>
@@ -497,6 +573,9 @@
             <w:hideMark/>
           </w:tcPr>
           <w:p>
+            <w:pPr>
+              <w:spacing w:after="0"/>
+            </w:pPr>
             <w:r>
               <w:t xml:space="preserve">2025 </w:t>
             </w:r>
@@ -526,6 +605,9 @@
             <w:hideMark/>
           </w:tcPr>
           <w:p>
+            <w:pPr>
+              <w:spacing w:after="0"/>
+            </w:pPr>
             <w:r>
               <w:t>266%</w:t>
             </w:r>
@@ -533,6 +615,9 @@
         </w:tc>
       </w:tr>
       <w:tr>
+        <w:trPr>
+          <w:trHeight w:val="349"/>
+        </w:trPr>
         <w:tc>
           <w:tcPr>
             <w:tcW w:w="0" w:type="auto"/>
@@ -552,6 +637,9 @@
             <w:hideMark/>
           </w:tcPr>
           <w:p>
+            <w:pPr>
+              <w:spacing w:after="0"/>
+            </w:pPr>
             <w:proofErr w:type="spellStart"/>
             <w:r>
               <w:t>BlackRock</w:t>
@@ -581,6 +669,9 @@
             <w:hideMark/>
           </w:tcPr>
           <w:p>
+            <w:pPr>
+              <w:spacing w:after="0"/>
+            </w:pPr>
             <w:r>
               <w:t>$2.5B+</w:t>
             </w:r>
@@ -591,7 +682,7 @@
     <w:p>
       <w:r>
         <w:pict w14:anchorId="159F565E">
-          <v:rect id="_x0000_i1075" style="width:0;height:1.5pt" o:hralign="center" o:hrstd="t" o:hrnoshade="t" o:hr="t" fillcolor="#eaeaea" stroked="f"/>
+          <v:rect id="_x0000_i1027" style="width:0;height:1.5pt" o:hralign="center" o:hrstd="t" o:hrnoshade="t" o:hr="t" fillcolor="#eaeaea" stroked="f"/>
         </w:pict>
       </w:r>
     </w:p>
@@ -685,7 +776,7 @@
     <w:p>
       <w:r>
         <w:pict w14:anchorId="1CC11B42">
-          <v:rect id="_x0000_i1076" style="width:0;height:1.5pt" o:hralign="center" o:hrstd="t" o:hrnoshade="t" o:hr="t" fillcolor="#eaeaea" stroked="f"/>
+          <v:rect id="_x0000_i1028" style="width:0;height:1.5pt" o:hralign="center" o:hrstd="t" o:hrnoshade="t" o:hr="t" fillcolor="#eaeaea" stroked="f"/>
         </w:pict>
       </w:r>
     </w:p>
@@ -701,6 +792,22 @@
           <w:b/>
           <w:bCs/>
         </w:rPr>
+        <w:br w:type="page"/>
+      </w:r>
+    </w:p>
+    <w:p>
+      <w:pPr>
+        <w:rPr>
+          <w:b/>
+          <w:bCs/>
+        </w:rPr>
+      </w:pPr>
+      <w:r>
+        <w:rPr>
+          <w:b/>
+          <w:bCs/>
+        </w:rPr>
+        <w:lastRenderedPageBreak/>
         <w:t xml:space="preserve">Business Model (85% Gross </w:t>
       </w:r>
       <w:proofErr w:type="spellStart"/>
@@ -764,6 +871,7 @@
           </w:tcPr>
           <w:p>
             <w:pPr>
+              <w:spacing w:after="0"/>
               <w:rPr>
                 <w:b/>
                 <w:bCs/>
@@ -799,6 +907,7 @@
           </w:tcPr>
           <w:p>
             <w:pPr>
+              <w:spacing w:after="0"/>
               <w:rPr>
                 <w:b/>
                 <w:bCs/>
@@ -834,8 +943,10 @@
             <w:hideMark/>
           </w:tcPr>
           <w:p>
-            <w:r>
-              <w:lastRenderedPageBreak/>
+            <w:pPr>
+              <w:spacing w:after="0"/>
+            </w:pPr>
+            <w:r>
               <w:t>Crowdfunding</w:t>
             </w:r>
           </w:p>
@@ -859,6 +970,9 @@
             <w:hideMark/>
           </w:tcPr>
           <w:p>
+            <w:pPr>
+              <w:spacing w:after="0"/>
+            </w:pPr>
             <w:r>
               <w:t>2.5%</w:t>
             </w:r>
@@ -885,6 +999,9 @@
             <w:hideMark/>
           </w:tcPr>
           <w:p>
+            <w:pPr>
+              <w:spacing w:after="0"/>
+            </w:pPr>
             <w:proofErr w:type="spellStart"/>
             <w:r>
               <w:t>Tokenization</w:t>
@@ -911,6 +1028,9 @@
             <w:hideMark/>
           </w:tcPr>
           <w:p>
+            <w:pPr>
+              <w:spacing w:after="0"/>
+            </w:pPr>
             <w:r>
               <w:t>$750-1,200</w:t>
             </w:r>
@@ -937,6 +1057,9 @@
             <w:hideMark/>
           </w:tcPr>
           <w:p>
+            <w:pPr>
+              <w:spacing w:after="0"/>
+            </w:pPr>
             <w:r>
               <w:t>Trading</w:t>
             </w:r>
@@ -961,6 +1084,9 @@
             <w:hideMark/>
           </w:tcPr>
           <w:p>
+            <w:pPr>
+              <w:spacing w:after="0"/>
+            </w:pPr>
             <w:r>
               <w:t>1%</w:t>
             </w:r>
@@ -987,6 +1113,9 @@
             <w:hideMark/>
           </w:tcPr>
           <w:p>
+            <w:pPr>
+              <w:spacing w:after="0"/>
+            </w:pPr>
             <w:proofErr w:type="spellStart"/>
             <w:r>
               <w:t>Dividends</w:t>
@@ -1013,6 +1142,9 @@
             <w:hideMark/>
           </w:tcPr>
           <w:p>
+            <w:pPr>
+              <w:spacing w:after="0"/>
+            </w:pPr>
             <w:r>
               <w:t>1%</w:t>
             </w:r>
@@ -1023,6 +1155,15 @@
     <w:p>
       <w:pPr>
         <w:rPr>
+          <w:b/>
+          <w:bCs/>
+          <w:lang w:val="en-US"/>
+        </w:rPr>
+      </w:pPr>
+    </w:p>
+    <w:p>
+      <w:pPr>
+        <w:rPr>
           <w:lang w:val="en-US"/>
         </w:rPr>
       </w:pPr>
@@ -1044,9 +1185,17 @@
     <w:p>
       <w:r>
         <w:pict w14:anchorId="373F74EA">
-          <v:rect id="_x0000_i1077" style="width:0;height:1.5pt" o:hralign="center" o:hrstd="t" o:hrnoshade="t" o:hr="t" fillcolor="#eaeaea" stroked="f"/>
+          <v:rect id="_x0000_i1029" style="width:0;height:1.5pt" o:hralign="center" o:hrstd="t" o:hrnoshade="t" o:hr="t" fillcolor="#eaeaea" stroked="f"/>
         </w:pict>
       </w:r>
+    </w:p>
+    <w:p>
+      <w:pPr>
+        <w:rPr>
+          <w:b/>
+          <w:bCs/>
+        </w:rPr>
+      </w:pPr>
     </w:p>
     <w:p>
       <w:pPr>
@@ -1109,6 +1258,7 @@
           </w:tcPr>
           <w:p>
             <w:pPr>
+              <w:spacing w:after="0"/>
               <w:rPr>
                 <w:b/>
                 <w:bCs/>
@@ -1144,6 +1294,7 @@
           </w:tcPr>
           <w:p>
             <w:pPr>
+              <w:spacing w:after="0"/>
               <w:rPr>
                 <w:b/>
                 <w:bCs/>
@@ -1181,6 +1332,7 @@
           </w:tcPr>
           <w:p>
             <w:pPr>
+              <w:spacing w:after="0"/>
               <w:rPr>
                 <w:b/>
                 <w:bCs/>
@@ -1216,6 +1368,7 @@
           </w:tcPr>
           <w:p>
             <w:pPr>
+              <w:spacing w:after="0"/>
               <w:rPr>
                 <w:b/>
                 <w:bCs/>
@@ -1253,6 +1406,9 @@
             <w:hideMark/>
           </w:tcPr>
           <w:p>
+            <w:pPr>
+              <w:spacing w:after="0"/>
+            </w:pPr>
             <w:r>
               <w:rPr>
                 <w:b/>
@@ -1281,6 +1437,9 @@
             <w:hideMark/>
           </w:tcPr>
           <w:p>
+            <w:pPr>
+              <w:spacing w:after="0"/>
+            </w:pPr>
             <w:r>
               <w:rPr>
                 <w:b/>
@@ -1309,6 +1468,9 @@
             <w:hideMark/>
           </w:tcPr>
           <w:p>
+            <w:pPr>
+              <w:spacing w:after="0"/>
+            </w:pPr>
             <w:r>
               <w:rPr>
                 <w:b/>
@@ -1337,6 +1499,9 @@
             <w:hideMark/>
           </w:tcPr>
           <w:p>
+            <w:pPr>
+              <w:spacing w:after="0"/>
+            </w:pPr>
             <w:r>
               <w:rPr>
                 <w:b/>
@@ -1367,6 +1532,9 @@
             <w:hideMark/>
           </w:tcPr>
           <w:p>
+            <w:pPr>
+              <w:spacing w:after="0"/>
+            </w:pPr>
             <w:r>
               <w:t>Seed</w:t>
             </w:r>
@@ -1391,6 +1559,9 @@
             <w:hideMark/>
           </w:tcPr>
           <w:p>
+            <w:pPr>
+              <w:spacing w:after="0"/>
+            </w:pPr>
             <w:r>
               <w:t>$600K</w:t>
             </w:r>
@@ -1415,6 +1586,9 @@
             <w:hideMark/>
           </w:tcPr>
           <w:p>
+            <w:pPr>
+              <w:spacing w:after="0"/>
+            </w:pPr>
             <w:r>
               <w:t>$6M</w:t>
             </w:r>
@@ -1439,6 +1613,9 @@
             <w:hideMark/>
           </w:tcPr>
           <w:p>
+            <w:pPr>
+              <w:spacing w:after="0"/>
+            </w:pPr>
             <w:r>
               <w:t>Q3 2026</w:t>
             </w:r>
@@ -1465,6 +1642,9 @@
             <w:hideMark/>
           </w:tcPr>
           <w:p>
+            <w:pPr>
+              <w:spacing w:after="0"/>
+            </w:pPr>
             <w:proofErr w:type="spellStart"/>
             <w:r>
               <w:t>Pre-Sale</w:t>
@@ -1491,6 +1671,9 @@
             <w:hideMark/>
           </w:tcPr>
           <w:p>
+            <w:pPr>
+              <w:spacing w:after="0"/>
+            </w:pPr>
             <w:r>
               <w:t>$1M</w:t>
             </w:r>
@@ -1515,6 +1698,9 @@
             <w:hideMark/>
           </w:tcPr>
           <w:p>
+            <w:pPr>
+              <w:spacing w:after="0"/>
+            </w:pPr>
             <w:r>
               <w:t>$10M</w:t>
             </w:r>
@@ -1539,6 +1725,9 @@
             <w:hideMark/>
           </w:tcPr>
           <w:p>
+            <w:pPr>
+              <w:spacing w:after="0"/>
+            </w:pPr>
             <w:r>
               <w:t>Q1 2027</w:t>
             </w:r>
@@ -1549,6 +1738,15 @@
     <w:p>
       <w:pPr>
         <w:rPr>
+          <w:b/>
+          <w:bCs/>
+          <w:lang w:val="en-US"/>
+        </w:rPr>
+      </w:pPr>
+    </w:p>
+    <w:p>
+      <w:pPr>
+        <w:rPr>
           <w:lang w:val="en-US"/>
         </w:rPr>
       </w:pPr>
@@ -1570,7 +1768,7 @@
     <w:p>
       <w:r>
         <w:pict w14:anchorId="187508DB">
-          <v:rect id="_x0000_i1078" style="width:0;height:1.5pt" o:hralign="center" o:hrstd="t" o:hrnoshade="t" o:hr="t" fillcolor="#eaeaea" stroked="f"/>
+          <v:rect id="_x0000_i1030" style="width:0;height:1.5pt" o:hralign="center" o:hrstd="t" o:hrnoshade="t" o:hr="t" fillcolor="#eaeaea" stroked="f"/>
         </w:pict>
       </w:r>
     </w:p>
@@ -1582,6 +1780,15 @@
           <w:lang w:val="en-US"/>
         </w:rPr>
       </w:pPr>
+    </w:p>
+    <w:p>
+      <w:pPr>
+        <w:rPr>
+          <w:b/>
+          <w:bCs/>
+          <w:lang w:val="en-US"/>
+        </w:rPr>
+      </w:pPr>
       <w:r>
         <w:rPr>
           <w:b/>
@@ -1657,7 +1864,7 @@
     <w:p>
       <w:r>
         <w:pict w14:anchorId="5CE176D9">
-          <v:rect id="_x0000_i1079" style="width:0;height:1.5pt" o:hralign="center" o:hrstd="t" o:hrnoshade="t" o:hr="t" fillcolor="#eaeaea" stroked="f"/>
+          <v:rect id="_x0000_i1031" style="width:0;height:1.5pt" o:hralign="center" o:hrstd="t" o:hrnoshade="t" o:hr="t" fillcolor="#eaeaea" stroked="f"/>
         </w:pict>
       </w:r>
     </w:p>
@@ -1717,7 +1924,7 @@
     <w:p>
       <w:r>
         <w:pict w14:anchorId="50995300">
-          <v:rect id="_x0000_i1080" style="width:0;height:1.5pt" o:hralign="center" o:hrstd="t" o:hrnoshade="t" o:hr="t" fillcolor="#eaeaea" stroked="f"/>
+          <v:rect id="_x0000_i1032" style="width:0;height:1.5pt" o:hralign="center" o:hrstd="t" o:hrnoshade="t" o:hr="t" fillcolor="#eaeaea" stroked="f"/>
         </w:pict>
       </w:r>
     </w:p>
@@ -1759,12 +1966,62 @@
     <w:p/>
     <w:sectPr>
       <w:pgSz w:w="11906" w:h="16838"/>
-      <w:pgMar w:top="1417" w:right="1417" w:bottom="1417" w:left="1417" w:header="708" w:footer="708" w:gutter="0"/>
+      <w:pgMar w:top="1417" w:right="1417" w:bottom="1417" w:left="1417" w:header="397" w:footer="708" w:gutter="0"/>
       <w:cols w:space="708"/>
       <w:docGrid w:linePitch="360"/>
     </w:sectPr>
   </w:body>
 </w:document>
+</file>
+
+<file path=word/endnotes.xml><?xml version="1.0" encoding="utf-8"?>
+<w:endnotes xmlns:wpc="http://schemas.microsoft.com/office/word/2010/wordprocessingCanvas" xmlns:cx="http://schemas.microsoft.com/office/drawing/2014/chartex" xmlns:cx1="http://schemas.microsoft.com/office/drawing/2015/9/8/chartex" xmlns:cx2="http://schemas.microsoft.com/office/drawing/2015/10/21/chartex" xmlns:cx3="http://schemas.microsoft.com/office/drawing/2016/5/9/chartex" xmlns:cx4="http://schemas.microsoft.com/office/drawing/2016/5/10/chartex" xmlns:cx5="http://schemas.microsoft.com/office/drawing/2016/5/11/chartex" xmlns:cx6="http://schemas.microsoft.com/office/drawing/2016/5/12/chartex" xmlns:cx7="http://schemas.microsoft.com/office/drawing/2016/5/13/chartex" xmlns:cx8="http://schemas.microsoft.com/office/drawing/2016/5/14/chartex" xmlns:mc="http://schemas.openxmlformats.org/markup-compatibility/2006" xmlns:aink="http://schemas.microsoft.com/office/drawing/2016/ink" xmlns:am3d="http://schemas.microsoft.com/office/drawing/2017/model3d" xmlns:o="urn:schemas-microsoft-com:office:office" xmlns:oel="http://schemas.microsoft.com/office/2019/extlst" xmlns:r="http://schemas.openxmlformats.org/officeDocument/2006/relationships" xmlns:m="http://schemas.openxmlformats.org/officeDocument/2006/math" xmlns:v="urn:schemas-microsoft-com:vml" xmlns:wp14="http://schemas.microsoft.com/office/word/2010/wordprocessingDrawing" xmlns:wp="http://schemas.openxmlformats.org/drawingml/2006/wordprocessingDrawing" xmlns:w10="urn:schemas-microsoft-com:office:word" xmlns:w="http://schemas.openxmlformats.org/wordprocessingml/2006/main" xmlns:w14="http://schemas.microsoft.com/office/word/2010/wordml" xmlns:w15="http://schemas.microsoft.com/office/word/2012/wordml" xmlns:w16cex="http://schemas.microsoft.com/office/word/2018/wordml/cex" xmlns:w16cid="http://schemas.microsoft.com/office/word/2016/wordml/cid" xmlns:w16="http://schemas.microsoft.com/office/word/2018/wordml" xmlns:w16du="http://schemas.microsoft.com/office/word/2023/wordml/word16du" xmlns:w16sdtdh="http://schemas.microsoft.com/office/word/2020/wordml/sdtdatahash" xmlns:w16sdtfl="http://schemas.microsoft.com/office/word/2024/wordml/sdtformatlock" xmlns:w16se="http://schemas.microsoft.com/office/word/2015/wordml/symex" xmlns:wpg="http://schemas.microsoft.com/office/word/2010/wordprocessingGroup" xmlns:wpi="http://schemas.microsoft.com/office/word/2010/wordprocessingInk" xmlns:wne="http://schemas.microsoft.com/office/word/2006/wordml" xmlns:wps="http://schemas.microsoft.com/office/word/2010/wordprocessingShape" mc:Ignorable="w14 w15 w16se w16cid w16 w16cex w16sdtdh w16sdtfl w16du wp14">
+  <w:endnote w:type="separator" w:id="-1">
+    <w:p>
+      <w:pPr>
+        <w:spacing w:after="0" w:line="240" w:lineRule="auto"/>
+      </w:pPr>
+      <w:r>
+        <w:separator/>
+      </w:r>
+    </w:p>
+  </w:endnote>
+  <w:endnote w:type="continuationSeparator" w:id="0">
+    <w:p>
+      <w:pPr>
+        <w:spacing w:after="0" w:line="240" w:lineRule="auto"/>
+      </w:pPr>
+      <w:r>
+        <w:continuationSeparator/>
+      </w:r>
+    </w:p>
+  </w:endnote>
+</w:endnotes>
+</file>
+
+<file path=word/footnotes.xml><?xml version="1.0" encoding="utf-8"?>
+<w:footnotes xmlns:wpc="http://schemas.microsoft.com/office/word/2010/wordprocessingCanvas" xmlns:cx="http://schemas.microsoft.com/office/drawing/2014/chartex" xmlns:cx1="http://schemas.microsoft.com/office/drawing/2015/9/8/chartex" xmlns:cx2="http://schemas.microsoft.com/office/drawing/2015/10/21/chartex" xmlns:cx3="http://schemas.microsoft.com/office/drawing/2016/5/9/chartex" xmlns:cx4="http://schemas.microsoft.com/office/drawing/2016/5/10/chartex" xmlns:cx5="http://schemas.microsoft.com/office/drawing/2016/5/11/chartex" xmlns:cx6="http://schemas.microsoft.com/office/drawing/2016/5/12/chartex" xmlns:cx7="http://schemas.microsoft.com/office/drawing/2016/5/13/chartex" xmlns:cx8="http://schemas.microsoft.com/office/drawing/2016/5/14/chartex" xmlns:mc="http://schemas.openxmlformats.org/markup-compatibility/2006" xmlns:aink="http://schemas.microsoft.com/office/drawing/2016/ink" xmlns:am3d="http://schemas.microsoft.com/office/drawing/2017/model3d" xmlns:o="urn:schemas-microsoft-com:office:office" xmlns:oel="http://schemas.microsoft.com/office/2019/extlst" xmlns:r="http://schemas.openxmlformats.org/officeDocument/2006/relationships" xmlns:m="http://schemas.openxmlformats.org/officeDocument/2006/math" xmlns:v="urn:schemas-microsoft-com:vml" xmlns:wp14="http://schemas.microsoft.com/office/word/2010/wordprocessingDrawing" xmlns:wp="http://schemas.openxmlformats.org/drawingml/2006/wordprocessingDrawing" xmlns:w10="urn:schemas-microsoft-com:office:word" xmlns:w="http://schemas.openxmlformats.org/wordprocessingml/2006/main" xmlns:w14="http://schemas.microsoft.com/office/word/2010/wordml" xmlns:w15="http://schemas.microsoft.com/office/word/2012/wordml" xmlns:w16cex="http://schemas.microsoft.com/office/word/2018/wordml/cex" xmlns:w16cid="http://schemas.microsoft.com/office/word/2016/wordml/cid" xmlns:w16="http://schemas.microsoft.com/office/word/2018/wordml" xmlns:w16du="http://schemas.microsoft.com/office/word/2023/wordml/word16du" xmlns:w16sdtdh="http://schemas.microsoft.com/office/word/2020/wordml/sdtdatahash" xmlns:w16sdtfl="http://schemas.microsoft.com/office/word/2024/wordml/sdtformatlock" xmlns:w16se="http://schemas.microsoft.com/office/word/2015/wordml/symex" xmlns:wpg="http://schemas.microsoft.com/office/word/2010/wordprocessingGroup" xmlns:wpi="http://schemas.microsoft.com/office/word/2010/wordprocessingInk" xmlns:wne="http://schemas.microsoft.com/office/word/2006/wordml" xmlns:wps="http://schemas.microsoft.com/office/word/2010/wordprocessingShape" mc:Ignorable="w14 w15 w16se w16cid w16 w16cex w16sdtdh w16sdtfl w16du wp14">
+  <w:footnote w:type="separator" w:id="-1">
+    <w:p>
+      <w:pPr>
+        <w:spacing w:after="0" w:line="240" w:lineRule="auto"/>
+      </w:pPr>
+      <w:r>
+        <w:separator/>
+      </w:r>
+    </w:p>
+  </w:footnote>
+  <w:footnote w:type="continuationSeparator" w:id="0">
+    <w:p>
+      <w:pPr>
+        <w:spacing w:after="0" w:line="240" w:lineRule="auto"/>
+      </w:pPr>
+      <w:r>
+        <w:continuationSeparator/>
+      </w:r>
+    </w:p>
+  </w:footnote>
+</w:footnotes>
 </file>
 
 <file path=word/numbering.xml><?xml version="1.0" encoding="utf-8"?>
@@ -2679,6 +2936,7 @@
   <w:style w:type="character" w:default="1" w:styleId="Policepardfaut">
     <w:name w:val="Default Paragraph Font"/>
     <w:uiPriority w:val="1"/>
+    <w:semiHidden/>
     <w:unhideWhenUsed/>
   </w:style>
   <w:style w:type="table" w:default="1" w:styleId="TableauNormal">
@@ -2991,6 +3249,50 @@
       <w:color w:val="0F4761" w:themeColor="accent1" w:themeShade="BF"/>
       <w:spacing w:val="5"/>
     </w:rPr>
+  </w:style>
+  <w:style w:type="paragraph" w:styleId="En-tte">
+    <w:name w:val="header"/>
+    <w:basedOn w:val="Normal"/>
+    <w:link w:val="En-tteCar"/>
+    <w:uiPriority w:val="99"/>
+    <w:unhideWhenUsed/>
+    <w:rsid w:val="00DF0546"/>
+    <w:pPr>
+      <w:tabs>
+        <w:tab w:val="center" w:pos="4536"/>
+        <w:tab w:val="right" w:pos="9072"/>
+      </w:tabs>
+      <w:spacing w:after="0" w:line="240" w:lineRule="auto"/>
+    </w:pPr>
+  </w:style>
+  <w:style w:type="character" w:customStyle="1" w:styleId="En-tteCar">
+    <w:name w:val="En-tête Car"/>
+    <w:basedOn w:val="Policepardfaut"/>
+    <w:link w:val="En-tte"/>
+    <w:uiPriority w:val="99"/>
+    <w:rsid w:val="00DF0546"/>
+  </w:style>
+  <w:style w:type="paragraph" w:styleId="Pieddepage">
+    <w:name w:val="footer"/>
+    <w:basedOn w:val="Normal"/>
+    <w:link w:val="PieddepageCar"/>
+    <w:uiPriority w:val="99"/>
+    <w:unhideWhenUsed/>
+    <w:rsid w:val="00DF0546"/>
+    <w:pPr>
+      <w:tabs>
+        <w:tab w:val="center" w:pos="4536"/>
+        <w:tab w:val="right" w:pos="9072"/>
+      </w:tabs>
+      <w:spacing w:after="0" w:line="240" w:lineRule="auto"/>
+    </w:pPr>
+  </w:style>
+  <w:style w:type="character" w:customStyle="1" w:styleId="PieddepageCar">
+    <w:name w:val="Pied de page Car"/>
+    <w:basedOn w:val="Policepardfaut"/>
+    <w:link w:val="Pieddepage"/>
+    <w:uiPriority w:val="99"/>
+    <w:rsid w:val="00DF0546"/>
   </w:style>
 </w:styles>
 </file>
